--- a/text/part1/04LodgeENPF.docx
+++ b/text/part1/04LodgeENPF.docx
@@ -201,9 +201,6 @@
         <w:t>“And you perceive it the same way you see everything else? The world around you—or, say, the image on your mask</w:t>
       </w:r>
       <w:r>
-        <w:rPr>
-          <w:lang w:val="en-US"/>
-        </w:rPr>
         <w:t>’s screen</w:t>
       </w:r>
       <w:r>
@@ -428,21 +425,12 @@
     </w:p>
     <w:p>
       <w:r>
-        <w:t>Ma</w:t>
-      </w:r>
-      <w:r>
-        <w:t>c</w:t>
-      </w:r>
-    </w:p>
-    <w:p>
-      <w:r>
-        <w:t xml:space="preserve">Agent, </w:t>
-      </w:r>
-      <w:r>
-        <w:t xml:space="preserve">First </w:t>
-      </w:r>
-      <w:r>
-        <w:t>Rank</w:t>
+        <w:t>Mac</w:t>
+      </w:r>
+    </w:p>
+    <w:p>
+      <w:r>
+        <w:t>Agent, First Rank</w:t>
       </w:r>
     </w:p>
     <w:p>
@@ -450,16 +438,10 @@
         <w:t xml:space="preserve">Essence Picker, </w:t>
       </w:r>
       <w:r>
-        <w:rPr>
-          <w:lang w:val="en-US"/>
-        </w:rPr>
         <w:t>Third</w:t>
       </w:r>
       <w:r>
-        <w:t xml:space="preserve"> </w:t>
-      </w:r>
-      <w:r>
-        <w:t>Class</w:t>
+        <w:t xml:space="preserve"> Class</w:t>
       </w:r>
     </w:p>
     <w:p>
@@ -469,60 +451,28 @@
     </w:p>
     <w:p>
       <w:r>
-        <w:t>-</w:t>
-      </w:r>
-      <w:r>
-        <w:t xml:space="preserve"> Piking — </w:t>
-      </w:r>
-      <w:r>
-        <w:t>2</w:t>
-      </w:r>
-      <w:r>
-        <w:t>11 (+</w:t>
-      </w:r>
-      <w:r>
-        <w:t>20</w:t>
-      </w:r>
-      <w:r>
-        <w:t>0)</w:t>
-      </w:r>
-    </w:p>
-    <w:p>
-      <w:r>
-        <w:t>-</w:t>
-      </w:r>
-      <w:r>
-        <w:t xml:space="preserve"> Piloting — 24 (+15)</w:t>
-      </w:r>
-    </w:p>
-    <w:p>
-      <w:r>
-        <w:t>-</w:t>
-      </w:r>
-      <w:r>
-        <w:t xml:space="preserve"> Dodging — 5 (+0)</w:t>
+        <w:t>- Piking — 211 (+200)</w:t>
+      </w:r>
+    </w:p>
+    <w:p>
+      <w:r>
+        <w:t>- Piloting — 24 (+15)</w:t>
+      </w:r>
+    </w:p>
+    <w:p>
+      <w:r>
+        <w:t>- Dodging — 5 (+0)</w:t>
       </w:r>
     </w:p>
     <w:p>
       <w:r>
         <w:lastRenderedPageBreak/>
-        <w:t>-</w:t>
-      </w:r>
-      <w:r>
-        <w:t xml:space="preserve"> Unarmed Control — 3 (+0)</w:t>
-      </w:r>
-    </w:p>
-    <w:p>
-      <w:pPr>
-        <w:rPr>
-          <w:lang w:val="ru-RU"/>
-        </w:rPr>
-      </w:pPr>
-      <w:r>
-        <w:t>-</w:t>
-      </w:r>
-      <w:r>
-        <w:t xml:space="preserve"> Resonator — 9 (+0)</w:t>
+        <w:t>- Unarmed Control — 3 (+0)</w:t>
+      </w:r>
+    </w:p>
+    <w:p>
+      <w:r>
+        <w:t>- Resonator — 9 (+0)</w:t>
       </w:r>
     </w:p>
     <w:p>
@@ -572,37 +522,79 @@
     </w:p>
     <w:p>
       <w:r>
-        <w:t>I looked around.</w:t>
-      </w:r>
-    </w:p>
-    <w:p>
-      <w:r>
-        <w:t>Many of the huts were now occupied. The rain had clearly driven most travelers in the area to take shelter at the lodge. From their appearance, they were mainly hunters, shepherds, and itinerant traders.</w:t>
-      </w:r>
-    </w:p>
-    <w:p>
-      <w:r>
-        <w:t>The traders were easy to spot: better clothing, a more composed, deliberate manner—and small carts standing nearby, drawn by one or two sturdy, low-built horses or mules.</w:t>
-      </w:r>
-    </w:p>
-    <w:p>
-      <w:r>
-        <w:t>Some of the people present stood out more distinctly—members of local peoples whose appearance differed from the majority.</w:t>
-      </w:r>
-    </w:p>
-    <w:p>
-      <w:r>
-        <w:t>In one hut at the edge of the forest sat three unusually slender young men, with long, light-colored hair falling past their shoulders.</w:t>
-      </w:r>
-    </w:p>
-    <w:p>
-      <w:r>
-        <w:t>Elves—members of one of the forest tribes that roamed these lands, living by hunting, gathering, and traditional crafts.</w:t>
-      </w:r>
-    </w:p>
-    <w:p>
-      <w:r>
-        <w:t>In another hut, closer to the main building, four dwarves sat on benches—short, heavily built men with long, thick beards that fell nearly to the ground.</w:t>
+        <w:t>I looked around and saw that many of the huts were occupied now. Apparently, the rain had driven travelers from all over the surrounding area into the lodge.</w:t>
+      </w:r>
+    </w:p>
+    <w:p>
+      <w:r>
+        <w:t>Judging by appearances, most were hunters, shepherds, and traveling merchants. The latter were easy enough to recognize by their well-made clothes, their solid, self-assured manner, and the small carts standing beside their huts, each drawn by one or two stocky horses or mules.</w:t>
+      </w:r>
+    </w:p>
+    <w:p>
+      <w:r>
+        <w:t>What struck me was the sheer variety of appearances among the people gathered here.</w:t>
+      </w:r>
+    </w:p>
+    <w:p>
+      <w:r>
+        <w:t>Not far from us, two merchants—brothers, perhaps, or at least close relatives—were unharnessing their horses. Both had very dark skin and tightly curled, blue-black hair.</w:t>
+      </w:r>
+    </w:p>
+    <w:p>
+      <w:r>
+        <w:t>A married couple had settled into one of the nearby huts: a pale, red-haired young woman and a middle-aged man whose complexion had a warm coppery-bronze cast.</w:t>
+      </w:r>
+    </w:p>
+    <w:p>
+      <w:r>
+        <w:t>Three shepherds emerging from the central building had tangled, slightly wavy dark hair, and all three had complexions the color of coffee with milk.</w:t>
+      </w:r>
+    </w:p>
+    <w:p>
+      <w:r>
+        <w:t>Then I remembered that this was something the Variants of the Delta seemed to have in common.</w:t>
+      </w:r>
+    </w:p>
+    <w:p>
+      <w:r>
+        <w:t>Across them, people of widely different appearances and ancestries could be found almost anywhere. Ancient migrations had apparently followed very different paths from those I was familiar with, and over the centuries peoples and ethnic groups had mixed and spread across continents to a remarkable degree.</w:t>
+      </w:r>
+    </w:p>
+    <w:p>
+      <w:r>
+        <w:t>There was another common feature as well.</w:t>
+      </w:r>
+    </w:p>
+    <w:p>
+      <w:r>
+        <w:t>English existed everywhere.</w:t>
+      </w:r>
+    </w:p>
+    <w:p>
+      <w:r>
+        <w:t>Its forms varied, sometimes considerably, with local dialects and accents, but in every Variant it seemed to function at least as a second language—a kind of universal means of communication between different peoples.</w:t>
+      </w:r>
+    </w:p>
+    <w:p>
+      <w:r>
+        <w:rPr>
+          <w:i/>
+          <w:iCs/>
+        </w:rPr>
+        <w:t>Could that have been one of the criteria used by whoever created the Delta when choosing which Variants to connect?</w:t>
+      </w:r>
+      <w:r>
+        <w:t xml:space="preserve"> I wondered.</w:t>
+      </w:r>
+    </w:p>
+    <w:p>
+      <w:r>
+        <w:t>There were also people around the lodge whose appearance set them apart in a different way—members of some of the distinctive peoples native to this Variant.</w:t>
+      </w:r>
+    </w:p>
+    <w:p>
+      <w:r>
+        <w:t>In a hut not far from ours, closer to the central building, four dwarves sat on the benches: short, immensely stocky men with long, thick beards.</w:t>
       </w:r>
     </w:p>
     <w:p>
@@ -617,6 +609,7 @@
     </w:p>
     <w:p>
       <w:r>
+        <w:lastRenderedPageBreak/>
         <w:t>“Gold? Silver?”</w:t>
       </w:r>
     </w:p>
@@ -1264,7 +1257,6 @@
   <w:style w:type="character" w:default="1" w:styleId="DefaultParagraphFont">
     <w:name w:val="Default Paragraph Font"/>
     <w:uiPriority w:val="1"/>
-    <w:semiHidden/>
     <w:unhideWhenUsed/>
   </w:style>
   <w:style w:type="table" w:default="1" w:styleId="TableNormal">
